--- a/docs/SSU/7.SSU - Kreiranje i upravljanje hakathonima.docx
+++ b/docs/SSU/7.SSU - Kreiranje i upravljanje hakathonima.docx
@@ -2049,7 +2049,7 @@
           <w:rFonts w:eastAsia="Space Grotesk" w:cs="Space Grotesk"/>
           <w:lang w:val="en-GB"/>
         </w:rPr>
-        <w:t xml:space="preserve">Verifikovana organizacija može kreirati hakathon definisanjem svih relevantnih detalja: naziva, opisa, izazova, nagrada, vremenskog okvira, maksimalnog broja učesnika i tipa događaja (virtuelni ili fizički). Za fizičke hakathone podržana je integracija sa Google Maps servisom radi </w:t>
+        <w:t xml:space="preserve">Verifikovana organizacija može kreirati hakathon definisanjem svih relevantnih detalja: naziva, opisa, izazova, nagrada, vremenskog okvira, </w:t>
       </w:r>
       <w:r>
         <w:rPr>
@@ -2057,7 +2057,7 @@
           <w:lang w:val="en-GB"/>
         </w:rPr>
         <w:lastRenderedPageBreak/>
-        <w:t>preciznog navođenja lokacije. Organizacija tokom trajanja hakathona upravlja prijavama učesnika, dodeljuje uloge moderatora i prati aktivnost timova.</w:t>
+        <w:t>maksimalnog broja učesnika i tipa događaja (virtuelni ili fizički). Za fizičke hakathone podržana je integracija sa Google Maps servisom radi preciznog navođenja lokacije. Organizacija tokom trajanja hakathona upravlja prijavama učesnika, dodeljuje uloge moderatora i prati aktivnost timova.</w:t>
       </w:r>
       <w:r>
         <w:t xml:space="preserve"> </w:t>
@@ -2353,6 +2353,7 @@
         </w:numPr>
       </w:pPr>
       <w:r>
+        <w:lastRenderedPageBreak/>
         <w:t xml:space="preserve"> </w:t>
       </w:r>
       <w:bookmarkStart w:id="30" w:name="_Toc226800115"/>
@@ -2407,7 +2408,6 @@
         <w:rPr>
           <w:lang w:val="en-GB"/>
         </w:rPr>
-        <w:lastRenderedPageBreak/>
         <w:t>2.</w:t>
       </w:r>
       <w:r>
@@ -2818,6 +2818,7 @@
         <w:rPr>
           <w:rFonts w:ascii="Space Grotesk" w:eastAsia="Space Grotesk" w:hAnsi="Space Grotesk" w:cs="Space Grotesk"/>
         </w:rPr>
+        <w:lastRenderedPageBreak/>
         <w:t>Sistem prikazuje pregled svih odobrenih timova sa informacijama: naziv tima, broj članova, status predaje projekta i aktivnost na serveru.</w:t>
       </w:r>
     </w:p>
@@ -2869,7 +2870,6 @@
       </w:pPr>
       <w:bookmarkStart w:id="37" w:name="_Toc226906437"/>
       <w:r>
-        <w:lastRenderedPageBreak/>
         <w:t>Posebni zahtevi</w:t>
       </w:r>
       <w:bookmarkEnd w:id="35"/>
@@ -3053,6 +3053,7 @@
         <w:rPr>
           <w:rFonts w:ascii="Space Grotesk" w:hAnsi="Space Grotesk"/>
         </w:rPr>
+        <w:lastRenderedPageBreak/>
         <w:br w:type="page"/>
       </w:r>
     </w:p>
